--- a/livrables/lecons/placement-financier/2026-10-10_lecon-placement-financier_18_droits-retraite-reconstitution-estimation.docx
+++ b/livrables/lecons/placement-financier/2026-10-10_lecon-placement-financier_18_droits-retraite-reconstitution-estimation.docx
@@ -231,64 +231,75 @@
           <w:sz w:val="22"/>
           <w:szCs w:val="22"/>
         </w:rPr>
-        <w:t xml:space="preserve">La frise chronologique utilise un code couleur pour identifier les différentes périodes :</w:t>
-      </w:r>
-    </w:p>
-    <w:p>
-      <w:pPr>
-        <w:pStyle w:val="ListParagraph"/>
-        <w:numPr>
-          <w:ilvl w:val="0"/>
-          <w:numId w:val="1"/>
-        </w:numPr>
-        <w:spacing w:after="80"/>
-      </w:pPr>
-      <w:r>
-        <w:rPr>
-          <w:rFonts w:ascii="Times New Roman" w:cs="Times New Roman" w:eastAsia="Times New Roman" w:hAnsi="Times New Roman"/>
-          <w:color w:val="1F2937"/>
-          <w:sz w:val="22"/>
-          <w:szCs w:val="22"/>
-        </w:rPr>
-        <w:t xml:space="preserve">Vert : périodes d'activité cotisée</w:t>
-      </w:r>
-    </w:p>
-    <w:p>
-      <w:pPr>
-        <w:pStyle w:val="ListParagraph"/>
-        <w:numPr>
-          <w:ilvl w:val="0"/>
-          <w:numId w:val="1"/>
-        </w:numPr>
-        <w:spacing w:after="80"/>
-      </w:pPr>
-      <w:r>
-        <w:rPr>
-          <w:rFonts w:ascii="Times New Roman" w:cs="Times New Roman" w:eastAsia="Times New Roman" w:hAnsi="Times New Roman"/>
-          <w:color w:val="1F2937"/>
-          <w:sz w:val="22"/>
-          <w:szCs w:val="22"/>
-        </w:rPr>
-        <w:t xml:space="preserve">Gris : lacunes (périodes non reconnues)</w:t>
-      </w:r>
-    </w:p>
-    <w:p>
-      <w:pPr>
-        <w:pStyle w:val="ListParagraph"/>
-        <w:numPr>
-          <w:ilvl w:val="0"/>
-          <w:numId w:val="1"/>
-        </w:numPr>
-        <w:spacing w:after="80"/>
-      </w:pPr>
-      <w:r>
-        <w:rPr>
-          <w:rFonts w:ascii="Times New Roman" w:cs="Times New Roman" w:eastAsia="Times New Roman" w:hAnsi="Times New Roman"/>
-          <w:color w:val="1F2937"/>
-          <w:sz w:val="22"/>
-          <w:szCs w:val="22"/>
-        </w:rPr>
-        <w:t xml:space="preserve">Orange ou autre couleur : années incomplètes ou corrections en cours</w:t>
+        <w:t xml:space="preserve">La frise chronologique affiche un code couleur pour les différentes périodes de ton parcours. La page d'Info Retraite nomme les catégories affichées, et non les couleurs qui leur sont attribuées :</w:t>
+      </w:r>
+      <w:r>
+        <w:rPr>
+          <w:rFonts w:ascii="Times New Roman" w:cs="Times New Roman" w:eastAsia="Times New Roman" w:hAnsi="Times New Roman"/>
+          <w:i/>
+          <w:iCs/>
+          <w:color w:val="6B7280"/>
+          <w:sz w:val="20"/>
+          <w:szCs w:val="20"/>
+        </w:rPr>
+        <w:t xml:space="preserve">   [Corrigé le 10/10/2026 : la version du 10/10/2026 écrivait « utilise un code couleur pour identifier les différentes périodes : » puis attribuait une couleur à chaque catégorie. La page d'Info Retraite nomme quatre catégories et AUCUNE couleur ; « gris » ne figure sur aucune des sept pages ouvertes. Les couleurs étaient inventées.]</w:t>
+      </w:r>
+    </w:p>
+    <w:p>
+      <w:pPr>
+        <w:pStyle w:val="ListParagraph"/>
+        <w:numPr>
+          <w:ilvl w:val="0"/>
+          <w:numId w:val="1"/>
+        </w:numPr>
+        <w:spacing w:after="80"/>
+      </w:pPr>
+      <w:r>
+        <w:rPr>
+          <w:rFonts w:ascii="Times New Roman" w:cs="Times New Roman" w:eastAsia="Times New Roman" w:hAnsi="Times New Roman"/>
+          <w:color w:val="1F2937"/>
+          <w:sz w:val="22"/>
+          <w:szCs w:val="22"/>
+        </w:rPr>
+        <w:t xml:space="preserve">Activités enregistrées par tes régimes de retraite</w:t>
+      </w:r>
+    </w:p>
+    <w:p>
+      <w:pPr>
+        <w:pStyle w:val="ListParagraph"/>
+        <w:numPr>
+          <w:ilvl w:val="0"/>
+          <w:numId w:val="1"/>
+        </w:numPr>
+        <w:spacing w:after="80"/>
+      </w:pPr>
+      <w:r>
+        <w:rPr>
+          <w:rFonts w:ascii="Times New Roman" w:cs="Times New Roman" w:eastAsia="Times New Roman" w:hAnsi="Times New Roman"/>
+          <w:color w:val="1F2937"/>
+          <w:sz w:val="22"/>
+          <w:szCs w:val="22"/>
+        </w:rPr>
+        <w:t xml:space="preserve">Périodes pour lesquelles ceux-ci ne disposent pas d'information</w:t>
+      </w:r>
+    </w:p>
+    <w:p>
+      <w:pPr>
+        <w:pStyle w:val="ListParagraph"/>
+        <w:numPr>
+          <w:ilvl w:val="0"/>
+          <w:numId w:val="1"/>
+        </w:numPr>
+        <w:spacing w:after="80"/>
+      </w:pPr>
+      <w:r>
+        <w:rPr>
+          <w:rFonts w:ascii="Times New Roman" w:cs="Times New Roman" w:eastAsia="Times New Roman" w:hAnsi="Times New Roman"/>
+          <w:color w:val="1F2937"/>
+          <w:sz w:val="22"/>
+          <w:szCs w:val="22"/>
+        </w:rPr>
+        <w:t xml:space="preserve">Années incomplètes, et demandes de correction en cours</w:t>
       </w:r>
     </w:p>
     <w:p>
@@ -418,7 +429,18 @@
           <w:sz w:val="22"/>
           <w:szCs w:val="22"/>
         </w:rPr>
-        <w:t xml:space="preserve">Taux : le taux plein est 50 %. Il n'est atteint que si tu as validé le nombre de trimestres requis OU si tu attends l'âge du taux plein automatique (67 ans pour les générations concernées par la réforme 2023). Un trimestre manquant coûte 1,25 point de décote (soit 5 % sur 4 trimestres manquants).</w:t>
+        <w:t xml:space="preserve">Taux : le taux plein est 50 %. Il n'est atteint que si tu as validé le nombre de trimestres requis OU si tu attends l'âge du taux plein automatique (67 ans, quel que soit le nombre de trimestres). Sinon, service-public.fr écrit que « le taux de 50 % est réduit de 0,625 % par trimestres manquant dans la limite de 20 trimestres » — soit 2,5 points pour 4 trimestres manquants, et un taux plancher de 37,5 %. Le décompte retenu est le plus favorable des deux : les trimestres qui manquent pour la durée exigée, ou ceux qui restent jusqu'à 67 ans.</w:t>
+      </w:r>
+      <w:r>
+        <w:rPr>
+          <w:rFonts w:ascii="Times New Roman" w:cs="Times New Roman" w:eastAsia="Times New Roman" w:hAnsi="Times New Roman"/>
+          <w:i/>
+          <w:iCs/>
+          <w:color w:val="6B7280"/>
+          <w:sz w:val="20"/>
+          <w:szCs w:val="20"/>
+        </w:rPr>
+        <w:t xml:space="preserve">   [Corrigé le 10/10/2026 : la version du 10/10/2026 écrivait « Un trimestre manquant coûte 1,25 point de décote (soit 5 % sur 4 trimestres manquants) » — la décote était comptée DOUBLE. La minoration de 1,25 % porte SUR le taux de 50 %, ce qui vaut 0,625 point par trimestre ; service-public.fr l'écrit directement. Manquaient aussi le plafond de 20 trimestres (taux plancher 37,5 %) et la règle du décompte le plus favorable.]</w:t>
       </w:r>
     </w:p>
     <w:p>
@@ -453,7 +475,18 @@
           <w:sz w:val="22"/>
           <w:szCs w:val="22"/>
         </w:rPr>
-        <w:t xml:space="preserve">L'âge légal de départ varie selon l'année de naissance et a été modifié par la réforme de 2023 (en cours d'application progressive). Consulte le simulateur officiel Mon Compte Retraite pour connaître ton âge légal précis.</w:t>
+        <w:t xml:space="preserve">L'âge légal de départ varie selon l'année de naissance. La réforme de 2023 l'a relevé, mais son application est SUSPENDUE à compter de 2026 : la page du régime général de La Finance pour Tous donne deux colonnes par champ (né en 1964 : 171 → 170 trimestres requis ; janvier-mars 1965 : 172 → 170 ; né en 1966 : âge légal 63 ans et 6 mois → 63 ans et 3 mois), et service-public.fr a intégré ces valeurs. Consulte le simulateur officiel Mon Compte Retraite pour connaître ton âge légal précis.</w:t>
+      </w:r>
+      <w:r>
+        <w:rPr>
+          <w:rFonts w:ascii="Times New Roman" w:cs="Times New Roman" w:eastAsia="Times New Roman" w:hAnsi="Times New Roman"/>
+          <w:i/>
+          <w:iCs/>
+          <w:color w:val="6B7280"/>
+          <w:sz w:val="20"/>
+          <w:szCs w:val="20"/>
+        </w:rPr>
+        <w:t xml:space="preserve">   [Corrigé le 10/10/2026 : la version du 10/10/2026 écrivait « a été modifié par la réforme de 2023 (en cours d'application progressive) ». La page du régime général listée en ressource — la plus récemment mise à jour des sept, le 19/12/2025 — titre son tableau « avec effet de la suspension temporaire de la réforme des retraites à compter de 2026 ». Le mot « suspension » ne figurait pas une fois dans la leçon.]</w:t>
       </w:r>
     </w:p>
     <w:p>
@@ -754,7 +787,18 @@
           <w:sz w:val="22"/>
           <w:szCs w:val="22"/>
         </w:rPr>
-        <w:t xml:space="preserve">La valeur du point AGIRC-ARRCO est révisée annuellement. Consulte la rubrique « Barèmes » sur agirc-arrco.fr pour la valeur actuellement en vigueur — ce chiffre n'a pas été lu sur source lors de cette leçon et ne peut donc pas être reproduit ici.</w:t>
+        <w:t xml:space="preserve">La valeur du point AGIRC-ARRCO est révisée annuellement. Elle est publiée sur agirc-arrco.fr, page « Points de retraite : comment sont-ils obtenus ? », qui écrit : « Valeur du point Agirc-Arrco au 1er novembre 2025 : 1,4386 € ». L'historique complet y figure sous « Historique des valeurs du point », et les paramètres de l'année sous « Paramètres 2026 » — où l'on lit aussi le plafond de la Sécurité sociale 2026 : 4 005 € par mois, 48 060 € par an.</w:t>
+      </w:r>
+      <w:r>
+        <w:rPr>
+          <w:rFonts w:ascii="Times New Roman" w:cs="Times New Roman" w:eastAsia="Times New Roman" w:hAnsi="Times New Roman"/>
+          <w:i/>
+          <w:iCs/>
+          <w:color w:val="6B7280"/>
+          <w:sz w:val="20"/>
+          <w:szCs w:val="20"/>
+        </w:rPr>
+        <w:t xml:space="preserve">   [Corrigé le 10/10/2026 : la version du 10/10/2026 renvoyait à « la rubrique « Barèmes » sur agirc-arrco.fr » et déclarait « ce chiffre n'a pas été lu sur source lors de cette leçon ». La rubrique « Barèmes » n'existe pas — « Barème » compte zéro occurrence sur les sept pages — et la valeur était à UN CLIC de la page AGIRC-ARRCO effectivement ouverte. La déclaration d'une lacune ne vaut que si la lacune est réelle.]</w:t>
       </w:r>
     </w:p>
     <w:p>
@@ -785,7 +829,18 @@
           <w:sz w:val="22"/>
           <w:szCs w:val="22"/>
         </w:rPr>
-        <w:t xml:space="preserve">L'EIG est un document officiel, envoyé automatiquement l'année de tes 55 ans puis tous les 5 ans jusqu'à la retraite, qui synthétise tes droits acquis et te donne une estimation de ta future pension à plusieurs âges de départ (âge légal minimal, âge du taux plein, 67 ans).</w:t>
+        <w:t xml:space="preserve">L'EIG est un document officiel, envoyé automatiquement l'année de tes 55 ans puis tous les 5 ans jusqu'à la retraite, qui synthétise tes droits acquis et donne une estimation de ta future pension entre l'âge légal de départ et l'âge d'obtention du taux plein sans condition de durée de cotisation, que la page fixe à 67 ans (elle écrit encore 62 ans pour l'âge légal : sa mise à jour date du 04/10/2024). Elle n'est pas le premier étage du droit à l'information : dès 35 ans, tu reçois les premiers relevés de situation individuelle (RIS) de ta caisse de retraite.</w:t>
+      </w:r>
+      <w:r>
+        <w:rPr>
+          <w:rFonts w:ascii="Times New Roman" w:cs="Times New Roman" w:eastAsia="Times New Roman" w:hAnsi="Times New Roman"/>
+          <w:i/>
+          <w:iCs/>
+          <w:color w:val="6B7280"/>
+          <w:sz w:val="20"/>
+          <w:szCs w:val="20"/>
+        </w:rPr>
+        <w:t xml:space="preserve">   [Corrigé le 10/10/2026 : la version du 10/10/2026 annonçait l'estimation « à plusieurs âges de départ (âge légal minimal, âge du taux plein, 67 ans) », alors que la page de l'EIG donne DEUX bornes et définit l'âge du taux plein COMME 67 ans. Et la leçon commençait le calendrier d'information à 55 ans : la page « Suivre sa retraite pas à pas », listée en ressource, écrit « Dès l'âge de 35 ans, vous recevez les premiers relevés de votre caisse de retraite » — « RIS » et « 35 ans » comptaient zéro occurrence.]</w:t>
       </w:r>
     </w:p>
     <w:p>
@@ -856,7 +911,18 @@
           <w:sz w:val="22"/>
           <w:szCs w:val="22"/>
         </w:rPr>
-        <w:t xml:space="preserve">Ils sont exprimés en euros constants de l'année de calcul.</w:t>
+        <w:t xml:space="preserve">Ils sont exprimés en euros de l'année de calcul (la page de l'EIG ne qualifie pas ces euros : l'expression « euros constants » n'y figure pas, et n'a pas été vérifiée).</w:t>
+      </w:r>
+      <w:r>
+        <w:rPr>
+          <w:rFonts w:ascii="Times New Roman" w:cs="Times New Roman" w:eastAsia="Times New Roman" w:hAnsi="Times New Roman"/>
+          <w:i/>
+          <w:iCs/>
+          <w:color w:val="6B7280"/>
+          <w:sz w:val="20"/>
+          <w:szCs w:val="20"/>
+        </w:rPr>
+        <w:t xml:space="preserve">   [Corrigé le 10/10/2026 : la version du 10/10/2026 affirmait « Ils sont exprimés en euros constants de l'année de calcul ». « Euros constants » compte zéro occurrence sur les sept pages ouvertes — c'était le seul des trois points de lecture de l'EIG qui ne soit pas repris de la page.]</w:t>
       </w:r>
     </w:p>
     <w:p>
@@ -889,7 +955,18 @@
           <w:sz w:val="22"/>
           <w:szCs w:val="22"/>
         </w:rPr>
-        <w:t xml:space="preserve">Sans attendre l'EIG automatique, tu peux lancer une simulation à tout moment depuis Mon Compte Retraite (info-retraite.fr), qui agrège les données de plus de 30 régimes, ou depuis le simulateur AGIRC-ARRCO pour la retraite complémentaire seule.</w:t>
+        <w:t xml:space="preserve">Sans attendre l'EIG automatique, tu peux lancer une simulation à tout moment depuis Mon Compte Retraite (info-retraite.fr), qui estime ta retraite, selon la page du simulateur, à partir des droits acquis auprès de l'ensemble de tes régimes de retraite, ou depuis le simulateur AGIRC-ARRCO pour la retraite complémentaire seule.</w:t>
+      </w:r>
+      <w:r>
+        <w:rPr>
+          <w:rFonts w:ascii="Times New Roman" w:cs="Times New Roman" w:eastAsia="Times New Roman" w:hAnsi="Times New Roman"/>
+          <w:i/>
+          <w:iCs/>
+          <w:color w:val="6B7280"/>
+          <w:sz w:val="20"/>
+          <w:szCs w:val="20"/>
+        </w:rPr>
+        <w:t xml:space="preserve">   [Corrigé le 10/10/2026 : la version du 10/10/2026 écrivait « qui agrège les données de plus de 30 régimes ». Aucun décompte de régimes ne figure sur les sept pages ouvertes ; la page AGIRC-ARRCO écrit « l'ensemble de vos régimes de retraite ».]</w:t>
       </w:r>
     </w:p>
     <w:p>
@@ -939,7 +1016,18 @@
           <w:sz w:val="22"/>
           <w:szCs w:val="22"/>
         </w:rPr>
-        <w:t xml:space="preserve">Années d'études supérieures (avec diplôme d'une grande école, classe prépa ou équivalent reconnu en UE/EEE/Suisse), jusqu'à 66 ans inclus.</w:t>
+        <w:t xml:space="preserve">Années d'études supérieures : tu dois avoir obtenu un diplôme, OU une admission à une grande école ou à une classe préparatoire (un diplôme équivalent obtenu dans l'EEE, en Suisse ou dans un pays lié à la France par convention est admis) — ET tu ne dois PAS avoir cotisé à un régime de retraite obligatoire français pendant ces années. Rachat possible jusqu'à 66 ans inclus.</w:t>
+      </w:r>
+      <w:r>
+        <w:rPr>
+          <w:rFonts w:ascii="Times New Roman" w:cs="Times New Roman" w:eastAsia="Times New Roman" w:hAnsi="Times New Roman"/>
+          <w:i/>
+          <w:iCs/>
+          <w:color w:val="6B7280"/>
+          <w:sz w:val="20"/>
+          <w:szCs w:val="20"/>
+        </w:rPr>
+        <w:t xml:space="preserve">   [Corrigé le 10/10/2026 : la version du 10/10/2026 écrivait « avec diplôme d'une grande école, classe prépa ou équivalent reconnu en UE/EEE/Suisse ». La page du rachat écrit « vous devez avoir obtenu un diplôme OU une admission à une grande école ou à une classe préparatoire » — la leçon excluait à tort tout diplômé ordinaire. Et elle avait laissé tomber la condition qui disqualifie : « Pendant ces années d'études, vous ne devez pas avoir cotisé à un régime de retraite obligatoire français ».]</w:t>
       </w:r>
     </w:p>
     <w:p>
@@ -1067,7 +1155,18 @@
           <w:sz w:val="22"/>
           <w:szCs w:val="22"/>
         </w:rPr>
-        <w:t xml:space="preserve">Échelonnement : comptant (1 trimestre), ou sur 1, 3 ou 5 ans avec majoration de 2,5 % / an (depuis janvier 2024).</w:t>
+        <w:t xml:space="preserve">Échelonnement : 1 trimestre se paie comptant ; de 2 à 8 trimestres, l'étalement est possible sur 1 ou 3 ans ; de 9 à 12 trimestres, sur 1, 3 ou 5 ans. Au-delà d'un an d'étalement seulement, le montant restant dû porte une majoration annuelle : 2,5 % depuis le 1er janvier 2024, « revue chaque année » selon la source (4,3 % en 2023, 1,5 % en 2022) — vérifie la valeur en vigueur.</w:t>
+      </w:r>
+      <w:r>
+        <w:rPr>
+          <w:rFonts w:ascii="Times New Roman" w:cs="Times New Roman" w:eastAsia="Times New Roman" w:hAnsi="Times New Roman"/>
+          <w:i/>
+          <w:iCs/>
+          <w:color w:val="6B7280"/>
+          <w:sz w:val="20"/>
+          <w:szCs w:val="20"/>
+        </w:rPr>
+        <w:t xml:space="preserve">   [Corrigé le 10/10/2026 : la version du 10/10/2026 écrivait « comptant (1 trimestre), ou sur 1, 3 ou 5 ans avec majoration de 2,5 % / an (depuis janvier 2024) ». Trois écarts avec la page : elle distingue TROIS paliers (« Entre 2 et 8 trimestres : un échelonnement sera possible sur 1 ou 3 ans »), elle n'applique la majoration que « lorsque le versement est échelonné sur plus d'un an », et elle précise « Cette majoration est revue chaque année ».]</w:t>
       </w:r>
     </w:p>
     <w:p>
@@ -1753,7 +1852,18 @@
           <w:sz w:val="22"/>
           <w:szCs w:val="22"/>
         </w:rPr>
-        <w:t xml:space="preserve">Q4 : En 2007–2009 Sophie était à mi-temps. Un salaire faible peut ne pas atteindre 150 × Smic horaire par trimestre — le trimestre est alors incomplet. Elle peut envisager un rachat d'année incomplète si les conditions sont remplies.</w:t>
+        <w:t xml:space="preserve">Q4 : En 2007–2009 Sophie était à mi-temps. Attention au seuil applicable : les pages du régime général écrivent « 1 trimestre cotisé = 150 x Smic horaire à compter du 1er janvier 2014 (200 x Smic horaire jusqu'au 31 décembre 2013) » — pour 2007–2009 le seuil est donc 200 fois le Smic horaire. Un salaire de mi-temps peut ne pas l'atteindre, et le trimestre est alors incomplet. Elle peut envisager un rachat d'année incomplète si les conditions sont remplies.</w:t>
+      </w:r>
+      <w:r>
+        <w:rPr>
+          <w:rFonts w:ascii="Times New Roman" w:cs="Times New Roman" w:eastAsia="Times New Roman" w:hAnsi="Times New Roman"/>
+          <w:i/>
+          <w:iCs/>
+          <w:color w:val="6B7280"/>
+          <w:sz w:val="20"/>
+          <w:szCs w:val="20"/>
+        </w:rPr>
+        <w:t xml:space="preserve">   [Corrigé le 10/10/2026 : la version du 10/10/2026 écrivait « Un salaire faible peut ne pas atteindre 150 × Smic horaire par trimestre » pour une période de 2007 à 2009. Les deux pages du régime général bornent explicitement ce seuil au 1er janvier 2014 : avant, c'était 200 fois. La règle était juste, appliquée hors de son domaine de validité, dans un corrigé.]</w:t>
       </w:r>
     </w:p>
     <w:p>
@@ -1891,45 +2001,78 @@
           <w:sz w:val="22"/>
           <w:szCs w:val="22"/>
         </w:rPr>
-        <w:t xml:space="preserve">Q1 : Trimestres manquants = 172 − 168 = 4. Décote = 4 × 1,25 % = 5 %. Taux appliqué = 50 % − 5 % = 45 %.</w:t>
-      </w:r>
-    </w:p>
-    <w:p>
-      <w:pPr>
-        <w:pStyle w:val="ListParagraph"/>
-        <w:numPr>
-          <w:ilvl w:val="0"/>
-          <w:numId w:val="1"/>
-        </w:numPr>
-        <w:spacing w:after="80"/>
-      </w:pPr>
-      <w:r>
-        <w:rPr>
-          <w:rFonts w:ascii="Times New Roman" w:cs="Times New Roman" w:eastAsia="Times New Roman" w:hAnsi="Times New Roman"/>
-          <w:color w:val="1F2937"/>
-          <w:sz w:val="22"/>
-          <w:szCs w:val="22"/>
-        </w:rPr>
-        <w:t xml:space="preserve">Q2 : Avec décote : 40 000 × 45 % = 18 000 € / an. Sans décote (taux plein) : 40 000 × 50 % = 20 000 € / an.</w:t>
-      </w:r>
-    </w:p>
-    <w:p>
-      <w:pPr>
-        <w:pStyle w:val="ListParagraph"/>
-        <w:numPr>
-          <w:ilvl w:val="0"/>
-          <w:numId w:val="1"/>
-        </w:numPr>
-        <w:spacing w:after="80"/>
-      </w:pPr>
-      <w:r>
-        <w:rPr>
-          <w:rFonts w:ascii="Times New Roman" w:cs="Times New Roman" w:eastAsia="Times New Roman" w:hAnsi="Times New Roman"/>
-          <w:color w:val="1F2937"/>
-          <w:sz w:val="22"/>
-          <w:szCs w:val="22"/>
-        </w:rPr>
-        <w:t xml:space="preserve">Q3 : Différence annuelle = 20 000 − 18 000 = 2 000 €. Gain mensuel = 2 000 / 12 ≈ 166,67 €. En travaillant 4 trimestres de plus (1 an), Martin retrouve le taux plein.</w:t>
+        <w:t xml:space="preserve">Q1 : Trimestres manquants pour la durée = 172 − 168 = 4. Jusqu'à 67 ans, il reste 12 trimestres : le décompte retenu est le plus favorable, soit 4. Décote = 4 × 0,625 = 2,5 points. Taux appliqué = 50 % − 2,5 % = 47,5 %.</w:t>
+      </w:r>
+      <w:r>
+        <w:rPr>
+          <w:rFonts w:ascii="Times New Roman" w:cs="Times New Roman" w:eastAsia="Times New Roman" w:hAnsi="Times New Roman"/>
+          <w:i/>
+          <w:iCs/>
+          <w:color w:val="6B7280"/>
+          <w:sz w:val="20"/>
+          <w:szCs w:val="20"/>
+        </w:rPr>
+        <w:t xml:space="preserve">   [Corrigé le 10/10/2026 : la version du 10/10/2026 écrivait « Décote = 4 × 1,25 % = 5 %. Taux appliqué = 50 % − 5 % = 45 % ». La minoration de 1,25 % s'applique AU taux de 50 %, soit 0,625 point par trimestre manquant : service-public.fr écrit « le taux de 50 % est réduit de 0,625 % par trimestres manquant ».]</w:t>
+      </w:r>
+    </w:p>
+    <w:p>
+      <w:pPr>
+        <w:pStyle w:val="ListParagraph"/>
+        <w:numPr>
+          <w:ilvl w:val="0"/>
+          <w:numId w:val="1"/>
+        </w:numPr>
+        <w:spacing w:after="80"/>
+      </w:pPr>
+      <w:r>
+        <w:rPr>
+          <w:rFonts w:ascii="Times New Roman" w:cs="Times New Roman" w:eastAsia="Times New Roman" w:hAnsi="Times New Roman"/>
+          <w:color w:val="1F2937"/>
+          <w:sz w:val="22"/>
+          <w:szCs w:val="22"/>
+        </w:rPr>
+        <w:t xml:space="preserve">Q2 : la formule a TROIS facteurs — le coefficient durée d'assurance / durée de référence s'applique EN PLUS de la décote. Avec décote : 40 000 × 47,5 % × (168 / 172) = 18 558,14 € / an. Sans décote, avec 172 trimestres : 40 000 × 50 % × (172 / 172) = 20 000 € / an.</w:t>
+      </w:r>
+      <w:r>
+        <w:rPr>
+          <w:rFonts w:ascii="Times New Roman" w:cs="Times New Roman" w:eastAsia="Times New Roman" w:hAnsi="Times New Roman"/>
+          <w:i/>
+          <w:iCs/>
+          <w:color w:val="6B7280"/>
+          <w:sz w:val="20"/>
+          <w:szCs w:val="20"/>
+        </w:rPr>
+        <w:t xml:space="preserve">   [Corrigé le 10/10/2026 : la version du 10/10/2026 écrivait « Avec décote : 40 000 × 45 % = 18 000 € / an ». Deux fautes cumulées : le taux (45 % au lieu de 47,5 %) et l'absence du coefficient de proratisation, que la formule énoncée 88 paragraphes plus haut comporte pourtant. Service-public.fr donne l'exemple littéral « 38 400 € x 45 % x (158 / 170) = 16 060,24 € » — les trois facteurs y sont.]</w:t>
+      </w:r>
+    </w:p>
+    <w:p>
+      <w:pPr>
+        <w:pStyle w:val="ListParagraph"/>
+        <w:numPr>
+          <w:ilvl w:val="0"/>
+          <w:numId w:val="1"/>
+        </w:numPr>
+        <w:spacing w:after="80"/>
+      </w:pPr>
+      <w:r>
+        <w:rPr>
+          <w:rFonts w:ascii="Times New Roman" w:cs="Times New Roman" w:eastAsia="Times New Roman" w:hAnsi="Times New Roman"/>
+          <w:color w:val="1F2937"/>
+          <w:sz w:val="22"/>
+          <w:szCs w:val="22"/>
+        </w:rPr>
+        <w:t xml:space="preserve">Q3 : Différence annuelle = 20 000 − 18 558,14 = 1 441,86 €. Gain mensuel = 1 441,86 / 12 ≈ 120,16 €. En travaillant 4 trimestres de plus (1 an), Martin retrouve le taux plein ET la proratisation pleine : le gain vient des deux, pas du seul taux.</w:t>
+      </w:r>
+      <w:r>
+        <w:rPr>
+          <w:rFonts w:ascii="Times New Roman" w:cs="Times New Roman" w:eastAsia="Times New Roman" w:hAnsi="Times New Roman"/>
+          <w:i/>
+          <w:iCs/>
+          <w:color w:val="6B7280"/>
+          <w:sz w:val="20"/>
+          <w:szCs w:val="20"/>
+        </w:rPr>
+        <w:t xml:space="preserve">   [Corrigé le 10/10/2026 : la version du 10/10/2026 écrivait « Différence annuelle = 20 000 − 18 000 = 2 000 €. Gain mensuel = 2 000 / 12 ≈ 166,67 € ». Recalculé avec le taux juste (47,5 %) et le coefficient de proratisation, le gain d'une année travaillée en plus est de 120,16 € par mois : la leçon le SURESTIMAIT de 38,7 %, et c'est la question sur laquelle le lecteur décide.]</w:t>
       </w:r>
     </w:p>
     <w:p>
@@ -2088,7 +2231,18 @@
           <w:sz w:val="22"/>
           <w:szCs w:val="22"/>
         </w:rPr>
-        <w:t xml:space="preserve">Q2 : À 64 ans, Claire aura travaillé encore 12 ans → 12 × 4 = 48 trimestres supplémentaires → total = 115 + 48 = 163 trimestres. Il lui manquera 172 − 163 = 9 trimestres. Elle peut en racheter jusqu'à 12 (études : 3 ans × 4 = 12 trimestres éligibles). Racheter 9 trimestres comblerait exactement le manque — mais le coût dépend de ses revenus et doit être simulé.</w:t>
+        <w:t xml:space="preserve">Q2 : À 64 ans, Claire aura travaillé encore 12 ans → 12 × 4 = 48 trimestres supplémentaires → total = 115 + 48 = 163 trimestres. Il lui manquera 172 − 163 = 9 trimestres. Elle peut en racheter jusqu'à 12 (études : 3 ans × 4 = 12 trimestres éligibles). Racheter 9 trimestres comblerait exactement le manque — À CONDITION de racheter au titre du TAUX ET DE LA DURÉE : au titre du taux seul, la décote disparaît mais la durée d'assurance reste à 163, et la pension vaut encore 163/172 du taux plein, soit 5,2 % de moins. Le coût dépend de ses revenus et doit être simulé.</w:t>
+      </w:r>
+      <w:r>
+        <w:rPr>
+          <w:rFonts w:ascii="Times New Roman" w:cs="Times New Roman" w:eastAsia="Times New Roman" w:hAnsi="Times New Roman"/>
+          <w:i/>
+          <w:iCs/>
+          <w:color w:val="6B7280"/>
+          <w:sz w:val="20"/>
+          <w:szCs w:val="20"/>
+        </w:rPr>
+        <w:t xml:space="preserve">   [Corrigé le 10/10/2026 : la version du 10/10/2026 s'arrêtait à « Racheter 9 trimestres comblerait exactement le manque — mais le coût dépend de ses revenus et doit être simulé », sans dire laquelle des deux options présentées au paragraphe 59 comble réellement le manque. Un lecteur qui achète l'option la moins chère paie un rachat et garde sa proratisation.]</w:t>
       </w:r>
     </w:p>
     <w:p>
@@ -2421,7 +2575,18 @@
           <w:sz w:val="22"/>
           <w:szCs w:val="22"/>
         </w:rPr>
-        <w:t xml:space="preserve">Dans le secteur associatif médico-social, les salariés relèvent du régime général et d'AGIRC-ARRCO. La convention collective nationale de branche peut prévoir des dispositions spécifiques. Pour les équipes que tu encadres, l'information retraite (droit à l'EIR à partir de 45 ans, accès à Mon Compte Retraite) fait partie des ressources à signaler lors d'entretiens professionnels, sans jamais se substituer à un conseil personnalisé.</w:t>
+        <w:t xml:space="preserve">Dans le secteur associatif médico-social, les salariés relèvent du régime général et d'AGIRC-ARRCO. La convention collective nationale de branche peut prévoir des dispositions spécifiques. Pour les équipes que tu encadres, l'information retraite (entretien information retraite, accès à Mon Compte Retraite) fait partie des ressources à signaler lors d'entretiens professionnels, sans jamais se substituer à un conseil personnalisé.</w:t>
+      </w:r>
+      <w:r>
+        <w:rPr>
+          <w:rFonts w:ascii="Times New Roman" w:cs="Times New Roman" w:eastAsia="Times New Roman" w:hAnsi="Times New Roman"/>
+          <w:i/>
+          <w:iCs/>
+          <w:color w:val="6B7280"/>
+          <w:sz w:val="20"/>
+          <w:szCs w:val="20"/>
+        </w:rPr>
+        <w:t xml:space="preserve">   [Corrigé le 10/10/2026 : la version du 10/10/2026 écrivait « droit à l'EIR à partir de 45 ans ». « 45 ans » ne figure sur aucune des sept pages ouvertes : la page de l'EIG décrit l'entretien sans donner d'âge d'ouverture. L'âge est retiré faute de source, pas parce qu'il serait faux.]</w:t>
       </w:r>
     </w:p>
     <w:p>
@@ -2652,6 +2817,58 @@
     </w:p>
     <w:p>
       <w:pPr>
+        <w:spacing w:after="80"/>
+      </w:pPr>
+      <w:r>
+        <w:rPr>
+          <w:rFonts w:ascii="Times New Roman" w:cs="Times New Roman" w:eastAsia="Times New Roman" w:hAnsi="Times New Roman"/>
+          <w:color w:val="1F2937"/>
+          <w:sz w:val="22"/>
+          <w:szCs w:val="22"/>
+        </w:rPr>
+        <w:t xml:space="preserve">8. </w:t>
+      </w:r>
+      <w:hyperlink w:history="1" r:id="rIdsp21552pf18corr10oct">
+        <w:r>
+          <w:rPr>
+            <w:rFonts w:ascii="Times New Roman" w:cs="Times New Roman" w:eastAsia="Times New Roman" w:hAnsi="Times New Roman"/>
+            <w:color w:val="1155CC"/>
+            <w:sz w:val="22"/>
+            <w:szCs w:val="22"/>
+            <w:u w:val="single"/>
+          </w:rPr>
+          <w:t xml:space="preserve">Service-Public.fr — Montant de la retraite du salarié du secteur privé (formule, décote, exemples chiffrés)</w:t>
+        </w:r>
+      </w:hyperlink>
+    </w:p>
+    <w:p>
+      <w:pPr>
+        <w:spacing w:after="80"/>
+      </w:pPr>
+      <w:r>
+        <w:rPr>
+          <w:rFonts w:ascii="Times New Roman" w:cs="Times New Roman" w:eastAsia="Times New Roman" w:hAnsi="Times New Roman"/>
+          <w:color w:val="1F2937"/>
+          <w:sz w:val="22"/>
+          <w:szCs w:val="22"/>
+        </w:rPr>
+        <w:t xml:space="preserve">9. </w:t>
+      </w:r>
+      <w:hyperlink w:history="1" r:id="rIdaapointspf18corr10oct">
+        <w:r>
+          <w:rPr>
+            <w:rFonts w:ascii="Times New Roman" w:cs="Times New Roman" w:eastAsia="Times New Roman" w:hAnsi="Times New Roman"/>
+            <w:color w:val="1155CC"/>
+            <w:sz w:val="22"/>
+            <w:szCs w:val="22"/>
+            <w:u w:val="single"/>
+          </w:rPr>
+          <w:t xml:space="preserve">AGIRC-ARRCO — Points de retraite : comment sont-ils obtenus ? (valeur du point, paramètres 2026)</w:t>
+        </w:r>
+      </w:hyperlink>
+    </w:p>
+    <w:p>
+      <w:pPr>
         <w:spacing w:after="200" w:before="200"/>
       </w:pPr>
       <w:r>
@@ -2691,7 +2908,18 @@
           <w:sz w:val="22"/>
           <w:szCs w:val="22"/>
         </w:rPr>
-        <w:t xml:space="preserve">Questions concrètes à poser à un conseiller en gestion de patrimoine (CGP) ou à un conseiller EIR (gratuit sur info-retraite.fr à partir de 45 ans) :</w:t>
+        <w:t xml:space="preserve">Questions concrètes à poser à un conseiller en gestion de patrimoine (CGP) ou à un conseiller retraite lors d'un entretien information retraite (gratuit, sur rendez-vous auprès de ta caisse ; l'âge d'ouverture de ce droit n'a pas été vérifié sur source) :</w:t>
+      </w:r>
+      <w:r>
+        <w:rPr>
+          <w:rFonts w:ascii="Times New Roman" w:cs="Times New Roman" w:eastAsia="Times New Roman" w:hAnsi="Times New Roman"/>
+          <w:i/>
+          <w:iCs/>
+          <w:color w:val="6B7280"/>
+          <w:sz w:val="20"/>
+          <w:szCs w:val="20"/>
+        </w:rPr>
+        <w:t xml:space="preserve">   [Corrigé le 10/10/2026 : la version du 10/10/2026 écrivait « conseiller EIR (gratuit sur info-retraite.fr à partir de 45 ans) ». Même motif qu'au pont pro : l'âge n'est sur aucune page ouverte.]</w:t>
       </w:r>
     </w:p>
     <w:p>
@@ -2807,6 +3035,274 @@
           <w:szCs w:val="22"/>
         </w:rPr>
         <w:t xml:space="preserve">Thèmes annoncés : allocation d'actifs, répartition entre enveloppes, rééquilibrage périodique, règle des 100 moins l'âge, sécurisation progressive à l'approche de l'échéance, plan de match sur 7-8 ans.</w:t>
+      </w:r>
+    </w:p>
+    <w:p>
+      <w:pPr>
+        <w:spacing w:before="360" w:after="120"/>
+      </w:pPr>
+      <w:r>
+        <w:rPr>
+          <w:rFonts w:ascii="Times New Roman" w:cs="Times New Roman" w:eastAsia="Times New Roman" w:hAnsi="Times New Roman"/>
+          <w:b/>
+          <w:bCs/>
+          <w:color w:val="1F2937"/>
+          <w:sz w:val="26"/>
+          <w:szCs w:val="26"/>
+        </w:rPr>
+        <w:t xml:space="preserve">📝 Journal des corrections</w:t>
+      </w:r>
+    </w:p>
+    <w:p>
+      <w:pPr>
+        <w:spacing w:after="80"/>
+      </w:pPr>
+      <w:r>
+        <w:rPr>
+          <w:rFonts w:ascii="Times New Roman" w:cs="Times New Roman" w:eastAsia="Times New Roman" w:hAnsi="Times New Roman"/>
+          <w:color w:val="1F2937"/>
+          <w:sz w:val="22"/>
+          <w:szCs w:val="22"/>
+        </w:rPr>
+        <w:t xml:space="preserve">Corrections apportées le 10/10/2026 après réouverture des sept sources listées avec un agent de navigateur, ajout de deux sources primaires, et recalcul à la main des trois corrigés chiffrés. Les libellés d'origine sont conservés ci-dessous.</w:t>
+      </w:r>
+    </w:p>
+    <w:p>
+      <w:pPr>
+        <w:spacing w:after="80"/>
+      </w:pPr>
+      <w:r>
+        <w:rPr>
+          <w:rFonts w:ascii="Times New Roman" w:cs="Times New Roman" w:eastAsia="Times New Roman" w:hAnsi="Times New Roman"/>
+          <w:color w:val="1F2937"/>
+          <w:sz w:val="22"/>
+          <w:szCs w:val="22"/>
+        </w:rPr>
+        <w:t xml:space="preserve">¶14 — libellé d'origine : « La frise chronologique utilise un code couleur pour identifier les différentes périodes : »</w:t>
+      </w:r>
+    </w:p>
+    <w:p>
+      <w:pPr>
+        <w:spacing w:after="80"/>
+      </w:pPr>
+      <w:r>
+        <w:rPr>
+          <w:rFonts w:ascii="Times New Roman" w:cs="Times New Roman" w:eastAsia="Times New Roman" w:hAnsi="Times New Roman"/>
+          <w:color w:val="1F2937"/>
+          <w:sz w:val="22"/>
+          <w:szCs w:val="22"/>
+        </w:rPr>
+        <w:t xml:space="preserve">¶25 — libellé d'origine : « Taux : le taux plein est 50 %. Il n'est atteint que si tu as validé le nombre de trimestres requis OU si tu attends l'âge du taux plein automatique (67 ans pour les générations concernées par la réforme 2023). Un trimestre manquant coûte 1,25 point de décote (soit 5 % sur 4 trimestres manquants). »</w:t>
+      </w:r>
+    </w:p>
+    <w:p>
+      <w:pPr>
+        <w:spacing w:after="80"/>
+      </w:pPr>
+      <w:r>
+        <w:rPr>
+          <w:rFonts w:ascii="Times New Roman" w:cs="Times New Roman" w:eastAsia="Times New Roman" w:hAnsi="Times New Roman"/>
+          <w:color w:val="1F2937"/>
+          <w:sz w:val="22"/>
+          <w:szCs w:val="22"/>
+        </w:rPr>
+        <w:t xml:space="preserve">¶27 — libellé d'origine : « L'âge légal de départ varie selon l'année de naissance et a été modifié par la réforme de 2023 (en cours d'application progressive). Consulte le simulateur officiel Mon Compte Retraite pour connaître ton âge légal précis. »</w:t>
+      </w:r>
+    </w:p>
+    <w:p>
+      <w:pPr>
+        <w:spacing w:after="80"/>
+      </w:pPr>
+      <w:r>
+        <w:rPr>
+          <w:rFonts w:ascii="Times New Roman" w:cs="Times New Roman" w:eastAsia="Times New Roman" w:hAnsi="Times New Roman"/>
+          <w:color w:val="1F2937"/>
+          <w:sz w:val="22"/>
+          <w:szCs w:val="22"/>
+        </w:rPr>
+        <w:t xml:space="preserve">¶44 — libellé d'origine : « La valeur du point AGIRC-ARRCO est révisée annuellement. Consulte la rubrique « Barèmes » sur agirc-arrco.fr pour la valeur actuellement en vigueur — ce chiffre n'a pas été lu sur source lors de cette leçon et ne peut donc pas être reproduit ici. »</w:t>
+      </w:r>
+    </w:p>
+    <w:p>
+      <w:pPr>
+        <w:spacing w:after="80"/>
+      </w:pPr>
+      <w:r>
+        <w:rPr>
+          <w:rFonts w:ascii="Times New Roman" w:cs="Times New Roman" w:eastAsia="Times New Roman" w:hAnsi="Times New Roman"/>
+          <w:color w:val="1F2937"/>
+          <w:sz w:val="22"/>
+          <w:szCs w:val="22"/>
+        </w:rPr>
+        <w:t xml:space="preserve">¶46 — libellé d'origine : « L'EIG est un document officiel, envoyé automatiquement l'année de tes 55 ans puis tous les 5 ans jusqu'à la retraite, qui synthétise tes droits acquis et te donne une estimation de ta future pension à plusieurs âges de départ (âge légal minimal, âge du taux plein, 67 ans). »</w:t>
+      </w:r>
+    </w:p>
+    <w:p>
+      <w:pPr>
+        <w:spacing w:after="80"/>
+      </w:pPr>
+      <w:r>
+        <w:rPr>
+          <w:rFonts w:ascii="Times New Roman" w:cs="Times New Roman" w:eastAsia="Times New Roman" w:hAnsi="Times New Roman"/>
+          <w:color w:val="1F2937"/>
+          <w:sz w:val="22"/>
+          <w:szCs w:val="22"/>
+        </w:rPr>
+        <w:t xml:space="preserve">¶50 — libellé d'origine : « Ils sont exprimés en euros constants de l'année de calcul. »</w:t>
+      </w:r>
+    </w:p>
+    <w:p>
+      <w:pPr>
+        <w:spacing w:after="80"/>
+      </w:pPr>
+      <w:r>
+        <w:rPr>
+          <w:rFonts w:ascii="Times New Roman" w:cs="Times New Roman" w:eastAsia="Times New Roman" w:hAnsi="Times New Roman"/>
+          <w:color w:val="1F2937"/>
+          <w:sz w:val="22"/>
+          <w:szCs w:val="22"/>
+        </w:rPr>
+        <w:t xml:space="preserve">¶52 — libellé d'origine : « Sans attendre l'EIG automatique, tu peux lancer une simulation à tout moment depuis Mon Compte Retraite (info-retraite.fr), qui agrège les données de plus de 30 régimes, ou depuis le simulateur AGIRC-ARRCO pour la retraite complémentaire seule. »</w:t>
+      </w:r>
+    </w:p>
+    <w:p>
+      <w:pPr>
+        <w:spacing w:after="80"/>
+      </w:pPr>
+      <w:r>
+        <w:rPr>
+          <w:rFonts w:ascii="Times New Roman" w:cs="Times New Roman" w:eastAsia="Times New Roman" w:hAnsi="Times New Roman"/>
+          <w:color w:val="1F2937"/>
+          <w:sz w:val="22"/>
+          <w:szCs w:val="22"/>
+        </w:rPr>
+        <w:t xml:space="preserve">¶55 — libellé d'origine : « Années d'études supérieures (avec diplôme d'une grande école, classe prépa ou équivalent reconnu en UE/EEE/Suisse), jusqu'à 66 ans inclus. »</w:t>
+      </w:r>
+    </w:p>
+    <w:p>
+      <w:pPr>
+        <w:spacing w:after="80"/>
+      </w:pPr>
+      <w:r>
+        <w:rPr>
+          <w:rFonts w:ascii="Times New Roman" w:cs="Times New Roman" w:eastAsia="Times New Roman" w:hAnsi="Times New Roman"/>
+          <w:color w:val="1F2937"/>
+          <w:sz w:val="22"/>
+          <w:szCs w:val="22"/>
+        </w:rPr>
+        <w:t xml:space="preserve">¶62 — libellé d'origine : « Échelonnement : comptant (1 trimestre), ou sur 1, 3 ou 5 ans avec majoration de 2,5 % / an (depuis janvier 2024). »</w:t>
+      </w:r>
+    </w:p>
+    <w:p>
+      <w:pPr>
+        <w:spacing w:after="80"/>
+      </w:pPr>
+      <w:r>
+        <w:rPr>
+          <w:rFonts w:ascii="Times New Roman" w:cs="Times New Roman" w:eastAsia="Times New Roman" w:hAnsi="Times New Roman"/>
+          <w:color w:val="1F2937"/>
+          <w:sz w:val="22"/>
+          <w:szCs w:val="22"/>
+        </w:rPr>
+        <w:t xml:space="preserve">¶101 — libellé d'origine : « Q4 : En 2007–2009 Sophie était à mi-temps. Un salaire faible peut ne pas atteindre 150 × Smic horaire par trimestre — le trimestre est alors incomplet. Elle peut envisager un rachat d'année incomplète si les conditions sont remplies. »</w:t>
+      </w:r>
+    </w:p>
+    <w:p>
+      <w:pPr>
+        <w:spacing w:after="80"/>
+      </w:pPr>
+      <w:r>
+        <w:rPr>
+          <w:rFonts w:ascii="Times New Roman" w:cs="Times New Roman" w:eastAsia="Times New Roman" w:hAnsi="Times New Roman"/>
+          <w:color w:val="1F2937"/>
+          <w:sz w:val="22"/>
+          <w:szCs w:val="22"/>
+        </w:rPr>
+        <w:t xml:space="preserve">¶109 — libellé d'origine : « Q1 : Trimestres manquants = 172 − 168 = 4. Décote = 4 × 1,25 % = 5 %. Taux appliqué = 50 % − 5 % = 45 %. »</w:t>
+      </w:r>
+    </w:p>
+    <w:p>
+      <w:pPr>
+        <w:spacing w:after="80"/>
+      </w:pPr>
+      <w:r>
+        <w:rPr>
+          <w:rFonts w:ascii="Times New Roman" w:cs="Times New Roman" w:eastAsia="Times New Roman" w:hAnsi="Times New Roman"/>
+          <w:color w:val="1F2937"/>
+          <w:sz w:val="22"/>
+          <w:szCs w:val="22"/>
+        </w:rPr>
+        <w:t xml:space="preserve">¶110 — libellé d'origine : « Q2 : Avec décote : 40 000 × 45 % = 18 000 € / an. Sans décote (taux plein) : 40 000 × 50 % = 20 000 € / an. »</w:t>
+      </w:r>
+    </w:p>
+    <w:p>
+      <w:pPr>
+        <w:spacing w:after="80"/>
+      </w:pPr>
+      <w:r>
+        <w:rPr>
+          <w:rFonts w:ascii="Times New Roman" w:cs="Times New Roman" w:eastAsia="Times New Roman" w:hAnsi="Times New Roman"/>
+          <w:color w:val="1F2937"/>
+          <w:sz w:val="22"/>
+          <w:szCs w:val="22"/>
+        </w:rPr>
+        <w:t xml:space="preserve">¶111 — libellé d'origine : « Q3 : Différence annuelle = 20 000 − 18 000 = 2 000 €. Gain mensuel = 2 000 / 12 ≈ 166,67 €. En travaillant 4 trimestres de plus (1 an), Martin retrouve le taux plein. »</w:t>
+      </w:r>
+    </w:p>
+    <w:p>
+      <w:pPr>
+        <w:spacing w:after="80"/>
+      </w:pPr>
+      <w:r>
+        <w:rPr>
+          <w:rFonts w:ascii="Times New Roman" w:cs="Times New Roman" w:eastAsia="Times New Roman" w:hAnsi="Times New Roman"/>
+          <w:color w:val="1F2937"/>
+          <w:sz w:val="22"/>
+          <w:szCs w:val="22"/>
+        </w:rPr>
+        <w:t xml:space="preserve">¶120 — libellé d'origine : « Q2 : À 64 ans, Claire aura travaillé encore 12 ans → 12 × 4 = 48 trimestres supplémentaires → total = 115 + 48 = 163 trimestres. Il lui manquera 172 − 163 = 9 trimestres. Elle peut en racheter jusqu'à 12 (études : 3 ans × 4 = 12 trimestres éligibles). Racheter 9 trimestres comblerait exactement le manque — mais le coût dépend de ses revenus et doit être simulé. »</w:t>
+      </w:r>
+    </w:p>
+    <w:p>
+      <w:pPr>
+        <w:spacing w:after="80"/>
+      </w:pPr>
+      <w:r>
+        <w:rPr>
+          <w:rFonts w:ascii="Times New Roman" w:cs="Times New Roman" w:eastAsia="Times New Roman" w:hAnsi="Times New Roman"/>
+          <w:color w:val="1F2937"/>
+          <w:sz w:val="22"/>
+          <w:szCs w:val="22"/>
+        </w:rPr>
+        <w:t xml:space="preserve">¶140 — libellé d'origine : « Dans le secteur associatif médico-social, les salariés relèvent du régime général et d'AGIRC-ARRCO. La convention collective nationale de branche peut prévoir des dispositions spécifiques. Pour les équipes que tu encadres, l'information retraite (droit à l'EIR à partir de 45 ans, accès à Mon Compte Retraite) fait partie des ressources à signaler lors d'entretiens professionnels, sans jamais se substituer à un conseil personnalisé. »</w:t>
+      </w:r>
+    </w:p>
+    <w:p>
+      <w:pPr>
+        <w:spacing w:after="80"/>
+      </w:pPr>
+      <w:r>
+        <w:rPr>
+          <w:rFonts w:ascii="Times New Roman" w:cs="Times New Roman" w:eastAsia="Times New Roman" w:hAnsi="Times New Roman"/>
+          <w:color w:val="1F2937"/>
+          <w:sz w:val="22"/>
+          <w:szCs w:val="22"/>
+        </w:rPr>
+        <w:t xml:space="preserve">¶153 — libellé d'origine : « Questions concrètes à poser à un conseiller en gestion de patrimoine (CGP) ou à un conseiller EIR (gratuit sur info-retraite.fr à partir de 45 ans) : »</w:t>
+      </w:r>
+    </w:p>
+    <w:p>
+      <w:pPr>
+        <w:spacing w:after="80"/>
+      </w:pPr>
+      <w:r>
+        <w:rPr>
+          <w:rFonts w:ascii="Times New Roman" w:cs="Times New Roman" w:eastAsia="Times New Roman" w:hAnsi="Times New Roman"/>
+          <w:color w:val="1F2937"/>
+          <w:sz w:val="22"/>
+          <w:szCs w:val="22"/>
+        </w:rPr>
+        <w:t xml:space="preserve">Les paragraphes 15, 16 et 17 (anciennement « Vert : périodes d'activité cotisée », « Gris : lacunes (périodes non reconnues) », « Orange ou autre couleur : années incomplètes ou corrections en cours ») ont été remplacés par les quatre catégories que la page d'Info Retraite nomme réellement ; le marqueur du paragraphe 14 en porte la raison.</w:t>
       </w:r>
     </w:p>
     <w:sectPr>
